--- a/roteiros/lito-sousa/LitoSousa_Roteiro_Completo.docx
+++ b/roteiros/lito-sousa/LitoSousa_Roteiro_Completo.docx
@@ -175,7 +175,7 @@
         <w:rPr>
           <w:color w:val="000000"/>
         </w:rPr>
-        <w:t>A Varig tinha aposentado uma frota de aviões antigos, os Lockheed Electra. Turbo-hélices que durante décadas fizeram a ponte aérea entre o Rio de Janeiro e São Paulo.</w:t>
+        <w:t>A Varig tinha aposentado uma frota de aviões antigos, os Lockheed Electra. Turbo-hélices que, por muitos anos, fizeram a ponte aérea entre o Rio de Janeiro e São Paulo.</w:t>
       </w:r>
     </w:p>
     <w:p>
@@ -407,7 +407,7 @@
         <w:rPr>
           <w:color w:val="000000"/>
         </w:rPr>
-        <w:t>Lito voltou às tragédias que marcaram a memória do país. O Learjet dos Mamonas Assassinas, que caiu na Serra da Cantareira em mil novecentos e noventa e seis, durante uma tentativa de arremeter. Nove pessoas morreram, entre elas os cinco integrantes da banda. O choque do voo 1907 da Gol com um jato executivo sobre a Amazônia, dez anos depois, com cento e cinquenta e quatro mortos.</w:t>
+        <w:t>Lito voltou às tragédias que marcaram a memória do país.</w:t>
       </w:r>
     </w:p>
     <w:p>
@@ -415,7 +415,7 @@
         <w:rPr>
           <w:color w:val="000000"/>
         </w:rPr>
-        <w:t>Explicou o Air France 447, que sumiu no meio do Atlântico na rota entre o Rio e Paris, com duzentas e vinte e oito pessoas a bordo. E o avião da Chapecoense, que caiu na Colômbia em dois mil e dezesseis e matou setenta e uma pessoas, quase um time inteiro.</w:t>
+        <w:t>O Learjet dos Mamonas Assassinas, que caiu na Serra da Cantareira em mil novecentos e noventa e seis, durante uma tentativa de arremeter. Nove pessoas morreram, entre elas os cinco integrantes da banda.</w:t>
       </w:r>
     </w:p>
     <w:p>
@@ -423,7 +423,7 @@
         <w:rPr>
           <w:color w:val="000000"/>
         </w:rPr>
-        <w:t>Explicou o jato que caiu sobre um bairro residencial de Santos, em dois mil e catorze, matando o candidato à Presidência Eduardo Campos e mais seis pessoas.</w:t>
+        <w:t>O choque do voo 1907 da Gol com um jato executivo sobre a Amazônia, dez anos depois, com cento e cinquenta e quatro mortos. O Air France 447, que caiu no meio do Atlântico na rota entre o Rio e Paris, com duzentas e vinte e oito pessoas a bordo.</w:t>
       </w:r>
     </w:p>
     <w:p>
@@ -431,7 +431,7 @@
         <w:rPr>
           <w:color w:val="000000"/>
         </w:rPr>
-        <w:t>Explicou a queda do avião que levava o ministro do Supremo Teori Zavascki, em Paraty, em dois mil e dezessete. Um caso cercado de suspeitas de sabotagem, que Lito analisou com cuidado, olhando para os fatos da investigação.</w:t>
+        <w:t>O avião da Chapecoense, que caiu na Colômbia em dois mil e dezesseis e matou setenta e uma pessoas, quase um time inteiro. O jato que despencou sobre um bairro residencial de Santos, em dois mil e catorze, matando o candidato à Presidência Eduardo Campos e mais seis pessoas.</w:t>
       </w:r>
     </w:p>
     <w:p>
@@ -439,7 +439,7 @@
         <w:rPr>
           <w:color w:val="000000"/>
         </w:rPr>
-        <w:t>Explicou o helicóptero que caiu sobre a Rodovia Anhanguera, em São Paulo, matando o jornalista Ricardo Boechat. E voltou até mil novecentos e setenta e sete, para contar o maior desastre da história da aviação comercial. Dois Boeing 747 que se chocaram numa pista nas Ilhas Canárias, em Tenerife. Quinhentas e oitenta e três pessoas mortas.</w:t>
+        <w:t>A queda do avião que levava o ministro do Supremo Teori Zavascki, em Paraty, em dois mil e dezessete. Um caso cercado de suspeitas de sabotagem, que Lito analisou com cuidado, olhando para os fatos da investigação.</w:t>
       </w:r>
     </w:p>
     <w:p>
@@ -447,6 +447,14 @@
         <w:rPr>
           <w:color w:val="000000"/>
         </w:rPr>
+        <w:t>Contou até o maior desastre da história da aviação comercial. Dois Boeing 747 que se chocaram numa pista em Tenerife, nas Ilhas Canárias, em mil novecentos e setenta e sete. Quinhentas e oitenta e três pessoas mortas.</w:t>
+      </w:r>
+    </w:p>
+    <w:p>
+      <w:r>
+        <w:rPr>
+          <w:color w:val="000000"/>
+        </w:rPr>
         <w:t>Explicou até o voo 254 da Varig, que se perdeu sobre a Amazônia em mil novecentos e oitenta e nove. A mesma companhia onde ele tinha começado a carreira.</w:t>
       </w:r>
     </w:p>
@@ -1135,7 +1143,7 @@
         <w:rPr>
           <w:color w:val="000000"/>
         </w:rPr>
-        <w:t>Poucos dias depois do anúncio, o caso chegou a Brasília.</w:t>
+        <w:t>Dias depois, o caso chegou a Brasília.</w:t>
       </w:r>
     </w:p>
     <w:p>
